--- a/muestras_word/Muestra_1_Lengua_Espanola_Multigrado_1ro_y_2do.docx
+++ b/muestras_word/Muestra_1_Lengua_Espanola_Multigrado_1ro_y_2do.docx
@@ -1464,7 +1464,7 @@
       </w:r>
     </w:p>
     <w:sectPr>
-      <w:pgSz w:w="11906" w:h="16838" w:orient="landscape"/>
+      <w:pgSz w:w="16838" w:h="11906" w:orient="landscape"/>
       <w:pgMar w:top="1417" w:right="1417" w:bottom="1417" w:left="1417" w:header="708" w:footer="708" w:gutter="0"/>
       <w:pgNumType/>
       <w:docGrid w:linePitch="360"/>
